--- a/docs/Project.docx
+++ b/docs/Project.docx
@@ -527,7 +527,7 @@
           <w:sz w:val="24"/>
           <w:szCs w:val="24"/>
         </w:rPr>
-        <w:t>Data Input Module: The system shall allow the user to input patient arrival rates and average service times for various departments.</w:t>
+        <w:t>The system shall allow the user to input patient arrival rates and average service times for various departments.</w:t>
       </w:r>
     </w:p>
     <w:p>
@@ -549,7 +549,24 @@
           <w:sz w:val="24"/>
           <w:szCs w:val="24"/>
         </w:rPr>
-        <w:t>Simulation Engine: The system shall process the input data using queueing algorithms (e.g., M/M/s models) to simulate patient flow.</w:t>
+        <w:t>The system shall process the input data using queueing algorithms (</w:t>
+      </w:r>
+      <w:r>
+        <w:rPr>
+          <w:rFonts w:ascii="Times New Roman" w:hAnsi="Times New Roman" w:cs="Times New Roman"/>
+          <w:sz w:val="24"/>
+          <w:szCs w:val="24"/>
+          <w:lang w:val="en-KE"/>
+        </w:rPr>
+        <w:t xml:space="preserve">such as </w:t>
+      </w:r>
+      <w:r>
+        <w:rPr>
+          <w:rFonts w:ascii="Times New Roman" w:hAnsi="Times New Roman" w:cs="Times New Roman"/>
+          <w:sz w:val="24"/>
+          <w:szCs w:val="24"/>
+        </w:rPr>
+        <w:t>M/M/s models) to simulate patient flow.</w:t>
       </w:r>
     </w:p>
     <w:p>
@@ -571,7 +588,7 @@
           <w:sz w:val="24"/>
           <w:szCs w:val="24"/>
         </w:rPr>
-        <w:t>Scenario Testing: The system shall allow users to change the number of "servers" (doctors/nurses) to see how it affects wait times.</w:t>
+        <w:t>The system shall allow users to change the number of "servers" (doctors/nurses) to see how it affects wait times.</w:t>
       </w:r>
     </w:p>
     <w:p>
@@ -593,7 +610,7 @@
           <w:sz w:val="24"/>
           <w:szCs w:val="24"/>
         </w:rPr>
-        <w:t>Result Visualization: The system shall generate visual charts and graphs showing peak congestion times and average wait durations.</w:t>
+        <w:t>The system shall generate visual charts and graphs showing peak congestion times and average wait durations.</w:t>
       </w:r>
     </w:p>
     <w:p>
@@ -615,7 +632,7 @@
           <w:sz w:val="24"/>
           <w:szCs w:val="24"/>
         </w:rPr>
-        <w:t>Report Generation: The system shall generate a summary report of the simulation findings for administrative decision-making.</w:t>
+        <w:t>The system shall generate a summary report of the simulation findings for administrative decision-making.</w:t>
       </w:r>
     </w:p>
     <w:p>
@@ -683,7 +700,7 @@
           <w:sz w:val="24"/>
           <w:szCs w:val="24"/>
         </w:rPr>
-        <w:t>Accuracy: The simulation results must have at least a 90% accuracy rate when compared to real-world historical data.</w:t>
+        <w:t>The simulation results must have at least a 90% accuracy rate when compared to real-world historical data.</w:t>
       </w:r>
     </w:p>
     <w:p>
@@ -705,7 +722,7 @@
           <w:sz w:val="24"/>
           <w:szCs w:val="24"/>
         </w:rPr>
-        <w:t>Usability: The interface should be simple enough that a hospital administrator with basic computer skills can operate it.</w:t>
+        <w:t>The interface should be simple enough that a hospital administrator with basic computer skills can operate it.</w:t>
       </w:r>
     </w:p>
     <w:p>
@@ -727,7 +744,7 @@
           <w:sz w:val="24"/>
           <w:szCs w:val="24"/>
         </w:rPr>
-        <w:t>Performance: The system should be able to run and display simulation results within 10 seconds of data input.</w:t>
+        <w:t>The system should be able to run and display simulation results within 10 seconds of data input.</w:t>
       </w:r>
     </w:p>
     <w:p>
@@ -749,7 +766,7 @@
           <w:sz w:val="24"/>
           <w:szCs w:val="24"/>
         </w:rPr>
-        <w:t>Security &amp; Privacy: The system shall use anonymized data to ensure no real patient identities are stored or exposed during the simulation.</w:t>
+        <w:t>The system shall use anonymized data to ensure no real patient identities are stored or exposed during the simulation.</w:t>
       </w:r>
     </w:p>
     <w:p>
@@ -771,7 +788,7 @@
           <w:sz w:val="24"/>
           <w:szCs w:val="24"/>
         </w:rPr>
-        <w:t>Reliability: The system should provide consistent results when the same input parameters are used multiple times.</w:t>
+        <w:t>The system should provide consistent results when the same input parameters are used multiple times.</w:t>
       </w:r>
     </w:p>
     <w:p>
@@ -2427,6 +2444,7 @@
     <w:lsdException w:name="HTML Sample" w:semiHidden="1" w:unhideWhenUsed="1"/>
     <w:lsdException w:name="HTML Typewriter" w:semiHidden="1" w:unhideWhenUsed="1"/>
     <w:lsdException w:name="HTML Variable" w:semiHidden="1" w:unhideWhenUsed="1"/>
+    <w:lsdException w:name="Normal Table" w:semiHidden="1" w:unhideWhenUsed="1"/>
     <w:lsdException w:name="annotation subject" w:semiHidden="1" w:unhideWhenUsed="1"/>
     <w:lsdException w:name="No List" w:semiHidden="1" w:unhideWhenUsed="1"/>
     <w:lsdException w:name="Outline List 1" w:semiHidden="1" w:unhideWhenUsed="1"/>
@@ -2469,8 +2487,11 @@
     <w:lsdException w:name="Table Contemporary" w:semiHidden="1" w:unhideWhenUsed="1"/>
     <w:lsdException w:name="Table Elegant" w:semiHidden="1" w:unhideWhenUsed="1"/>
     <w:lsdException w:name="Table Professional" w:semiHidden="1" w:unhideWhenUsed="1"/>
+    <w:lsdException w:name="Table Subtle 1" w:semiHidden="1" w:unhideWhenUsed="1"/>
     <w:lsdException w:name="Table Subtle 2" w:semiHidden="1" w:unhideWhenUsed="1"/>
     <w:lsdException w:name="Table Web 1" w:semiHidden="1" w:unhideWhenUsed="1"/>
+    <w:lsdException w:name="Table Web 2" w:semiHidden="1" w:unhideWhenUsed="1"/>
+    <w:lsdException w:name="Table Web 3" w:semiHidden="1" w:unhideWhenUsed="1"/>
     <w:lsdException w:name="Balloon Text" w:semiHidden="1" w:unhideWhenUsed="1"/>
     <w:lsdException w:name="Table Grid" w:uiPriority="39"/>
     <w:lsdException w:name="Table Theme" w:semiHidden="1" w:unhideWhenUsed="1"/>
